--- a/public/downloads/26_Procuracao_Plenos_Poderes.docx
+++ b/public/downloads/26_Procuracao_Plenos_Poderes.docx
@@ -8,12 +8,12 @@
       </w:pPr>
       <w:r>
         <w:rPr>
-          <w:rFonts w:ascii="Arial" w:hAnsi="Arial"/>
+          <w:rFonts w:ascii="Times New Roman" w:hAnsi="Times New Roman"/>
           <w:b/>
-          <w:color w:val="1A2C4C"/>
+          <w:color w:val="0A192F"/>
           <w:sz w:val="26"/>
         </w:rPr>
-        <w:t>PROCURAÇÃO DE PLENOS PODERES (AD NEGOTIA)</w:t>
+        <w:t>INSTRUMENTO PARTICULAR DE PROCURAÇÃO EXTRAJUDICIAL COM AMPLOS PODERES DE GESTÃO E ADMINISTRAÇÃO GERAL</w:t>
       </w:r>
     </w:p>
     <w:p>
@@ -22,12 +22,12 @@
       </w:pPr>
       <w:r>
         <w:rPr>
-          <w:rFonts w:ascii="Arial" w:hAnsi="Arial"/>
+          <w:rFonts w:ascii="Times New Roman" w:hAnsi="Times New Roman"/>
           <w:i/>
-          <w:color w:val="787878"/>
-          <w:sz w:val="19"/>
+          <w:color w:val="5A5A5A"/>
+          <w:sz w:val="20"/>
         </w:rPr>
-        <w:t>Acervo de Segurança Jurídica • Módulo 3: Vida Civil e Finanças • Banca Andrade &amp; Florio</w:t>
+        <w:t>Outorgada com Fundamento nos Artigos 653 e Seguintes do Código Civil Brasileiro (Mandato Ad Negotia)</w:t>
       </w:r>
     </w:p>
     <w:p/>
@@ -45,7 +45,7 @@
         <w:tc>
           <w:tcPr>
             <w:tcW w:type="dxa" w:w="9360"/>
-            <w:shd w:fill="F4F5F7"/>
+            <w:shd w:fill="F8F9FA"/>
           </w:tcPr>
           <w:p>
             <w:pPr>
@@ -56,10 +56,12 @@
               <w:rPr>
                 <w:rFonts w:ascii="Arial" w:hAnsi="Arial"/>
                 <w:b/>
-                <w:color w:val="B48214"/>
-                <w:sz w:val="19"/>
+                <w:color w:val="8C640F"/>
+                <w:sz w:val="18"/>
               </w:rPr>
-              <w:t>💡 NOTA TÉCNICA DO ADVOGADO: Autoriza terceiros a representarem você perante bancos, repartições públicas, concessionárias e prefeituras.</w:t>
+              <w:t>ORIENTAÇÃO TÉCNICA E SEGURANÇA JURÍDICA (ANDRADE &amp; FLORIO):</w:t>
+              <w:br/>
+              <w:t>Esta procuração confere poderes de administração geral. Para alienação de bens imóveis, hipoteca ou transação de direitos reais, a lei exige expressamente procuração por instrumento público com poderes específicos (art. 661, § 1º, do CC).</w:t>
             </w:r>
           </w:p>
         </w:tc>
@@ -68,75 +70,159 @@
     <w:p/>
     <w:p>
       <w:pPr>
-        <w:pStyle w:val="Heading2"/>
+        <w:spacing w:line="300" w:lineRule="auto" w:after="240"/>
+        <w:jc w:val="both"/>
       </w:pPr>
       <w:r>
-        <w:t>QUALIFICAÇÃO DAS PARTES</w:t>
-      </w:r>
-    </w:p>
-    <w:p>
-      <w:r>
-        <w:t>OUTORGANTE: [NOME COMPLETO], CPF [CPF].</w:t>
+        <w:rPr>
+          <w:rFonts w:ascii="Times New Roman" w:hAnsi="Times New Roman"/>
+          <w:color w:val="1E1E1E"/>
+          <w:sz w:val="22"/>
+        </w:rPr>
+        <w:t>OUTORGANTE:</w:t>
         <w:br/>
-        <w:t>OUTORGADO: [NOME DO PROCURADOR], CPF [CPF].</w:t>
+        <w:t>[NOME COMPLETO DO OUTORGANTE], nacionalidade: [NACIONALIDADE], estado civil: [ESTADO CIVIL], profissão: [PROFISSÃO], RG nº [RG], CPF nº [CPF], residente e domiciliado(a) na [ENDEREÇO COMPLETO COM CEP];</w:t>
+        <w:br/>
+        <w:br/>
+        <w:t>OUTORGADO:</w:t>
+        <w:br/>
+        <w:t>[NOME COMPLETO DO OUTORGADO], nacionalidade: [NACIONALIDADE], estado civil: [ESTADO CIVIL], profissão: [PROFISSÃO], RG nº [RG], CPF nº [CPF], residente e domiciliado(a) na [ENDEREÇO COMPLETO COM CEP];</w:t>
+        <w:br/>
+        <w:br/>
+        <w:t>O(A) Outorgante nomeia e constitui o Outorgado seu procurador, com os poderes a seguir transcritos:</w:t>
       </w:r>
     </w:p>
     <w:p>
       <w:pPr>
-        <w:spacing w:before="200" w:after="40"/>
+        <w:spacing w:before="240" w:after="60"/>
       </w:pPr>
       <w:r>
         <w:rPr>
-          <w:rFonts w:ascii="Arial" w:hAnsi="Arial"/>
+          <w:rFonts w:ascii="Times New Roman" w:hAnsi="Times New Roman"/>
           <w:b/>
-          <w:color w:val="1A2C4C"/>
+          <w:color w:val="0A192F"/>
           <w:sz w:val="22"/>
         </w:rPr>
-        <w:t>PODERES CONCEDIDOS</w:t>
+        <w:t>PODERES GERAIS DE ADMINISTRAÇÃO E REPRESENTAÇÃO</w:t>
       </w:r>
     </w:p>
     <w:p>
       <w:pPr>
-        <w:spacing w:before="0" w:after="120" w:line="276" w:lineRule="auto"/>
+        <w:spacing w:before="0" w:after="160" w:line="300" w:lineRule="auto"/>
+        <w:jc w:val="both"/>
       </w:pPr>
       <w:r>
         <w:rPr>
-          <w:rFonts w:ascii="Arial" w:hAnsi="Arial"/>
-          <w:color w:val="282828"/>
-          <w:sz w:val="20"/>
+          <w:rFonts w:ascii="Times New Roman" w:hAnsi="Times New Roman"/>
+          <w:color w:val="1E1E1E"/>
+          <w:sz w:val="21"/>
         </w:rPr>
-        <w:t>Confere amplos poderes para gerir negócios, assinar documentos em repartições públicas, requerer certidões e movimentar interesses do Outorgante.</w:t>
+        <w:t>Confere amplos poderes para representar o(a) Outorgante perante quaisquer repartições públicas federais, estaduais e municipais, autarquias, Receita Federal do Brasil, INSS, Detran, concessionárias de serviços públicos (energia elétrica, água, telefonia), Cartórios de Notas e Cartórios de Registro de Imóveis, podendo assinar requerimentos, receber notificações, interpor recursos administrativos e acompanhar processos de qualquer natureza.</w:t>
       </w:r>
     </w:p>
     <w:p>
+      <w:pPr>
+        <w:spacing w:before="240" w:after="60"/>
+      </w:pPr>
       <w:r>
+        <w:rPr>
+          <w:rFonts w:ascii="Times New Roman" w:hAnsi="Times New Roman"/>
+          <w:b/>
+          <w:color w:val="0A192F"/>
+          <w:sz w:val="22"/>
+        </w:rPr>
+        <w:t>PODERES BANCÁRIOS E DE GESTÃO PATRIMONIAL</w:t>
+      </w:r>
+    </w:p>
+    <w:p>
+      <w:pPr>
+        <w:spacing w:before="0" w:after="160" w:line="300" w:lineRule="auto"/>
+        <w:jc w:val="both"/>
+      </w:pPr>
+      <w:r>
+        <w:rPr>
+          <w:rFonts w:ascii="Times New Roman" w:hAnsi="Times New Roman"/>
+          <w:color w:val="1E1E1E"/>
+          <w:sz w:val="21"/>
+        </w:rPr>
+        <w:t>Poderá o procurador gerir e administrar bens móveis e imóveis, firmar e rescindir contratos de locação, emitir recibos, receber aluguéis e quitações; representá-lo(a) perante estabelecimentos bancários, movimentando contas correntes e poupança, emitindo ordens de pagamento e cadastrando senhas estritamente para a finalidade de gestão ordinária dos bens.</w:t>
+      </w:r>
+    </w:p>
+    <w:p>
+      <w:pPr>
+        <w:spacing w:before="240" w:after="60"/>
+      </w:pPr>
+      <w:r>
+        <w:rPr>
+          <w:rFonts w:ascii="Times New Roman" w:hAnsi="Times New Roman"/>
+          <w:b/>
+          <w:color w:val="0A192F"/>
+          <w:sz w:val="22"/>
+        </w:rPr>
+        <w:t>RESTRIÇÕES LEGAIS E SUBSTABELECIMENTO</w:t>
+      </w:r>
+    </w:p>
+    <w:p>
+      <w:pPr>
+        <w:spacing w:before="0" w:after="160" w:line="300" w:lineRule="auto"/>
+        <w:jc w:val="both"/>
+      </w:pPr>
+      <w:r>
+        <w:rPr>
+          <w:rFonts w:ascii="Times New Roman" w:hAnsi="Times New Roman"/>
+          <w:color w:val="1E1E1E"/>
+          <w:sz w:val="21"/>
+        </w:rPr>
+        <w:t>Os poderes ora outorgados NÃO autorizam a venda, doação, hipoteca ou alienação de bens imóveis pertencentes ao Outorgante, atos privativos de procuração por instrumento público com poderes específicos (art. 661, § 1º, CC). Fica [AUTORIZADO / VEDADO] o substabelecimento.</w:t>
+      </w:r>
+    </w:p>
+    <w:p>
+      <w:pPr>
+        <w:spacing w:before="360" w:after="480"/>
+      </w:pPr>
+      <w:r>
+        <w:rPr>
+          <w:rFonts w:ascii="Times New Roman" w:hAnsi="Times New Roman"/>
+          <w:sz w:val="21"/>
+        </w:rPr>
+        <w:t>E, por estarem assim justas, acordadas e contratadas, as partes firmam o presente instrumento em 02 (duas) vias de igual teor e forma, na presença das 02 (duas) testemunhas instrumentárias abaixo qualificadas, que a tudo assistiram e dão fé.</w:t>
+        <w:br/>
         <w:br/>
         <w:t>[CIDADE/UF], [DIA] de [MÊS] de 202[X].</w:t>
         <w:br/>
         <w:br/>
-      </w:r>
-    </w:p>
-    <w:p>
-      <w:r>
-        <w:t>_________________________________________</w:t>
         <w:br/>
-        <w:t>PRIMEIRA PARTE / CONTRATANTE</w:t>
+        <w:t>___________________________________________________________</w:t>
+        <w:br/>
+        <w:t>PRIMEIRA PARTE</w:t>
+        <w:br/>
+        <w:t>CPF/CNPJ nº [NÚMERO]</w:t>
         <w:br/>
         <w:br/>
-        <w:t>_________________________________________</w:t>
         <w:br/>
-        <w:t>SEGUNDA PARTE / CONTRATADA</w:t>
+        <w:t>___________________________________________________________</w:t>
+        <w:br/>
+        <w:t>SEGUNDA PARTE</w:t>
+        <w:br/>
+        <w:t>CPF/CNPJ nº [NÚMERO]</w:t>
         <w:br/>
         <w:br/>
-      </w:r>
-    </w:p>
-    <w:p>
-      <w:r>
-        <w:t>TESTEMUNHAS:</w:t>
         <w:br/>
-        <w:t>1. Nome: ____________________ CPF: ______________</w:t>
+        <w:t>TESTEMUNHAS INSTRUMENTÁRIAS:</w:t>
         <w:br/>
-        <w:t>2. Nome: ____________________ CPF: ______________</w:t>
+        <w:br/>
+        <w:t>1. ______________________________________</w:t>
+        <w:br/>
+        <w:t>Nome: [NOME COMPLETO DA TESTEMUNHA 1]</w:t>
+        <w:br/>
+        <w:t>RG nº [NÚMERO] | CPF nº [NÚMERO]</w:t>
+        <w:br/>
+        <w:br/>
+        <w:t>2. ______________________________________</w:t>
+        <w:br/>
+        <w:t>Nome: [NOME COMPLETO DA TESTEMUNHA 2]</w:t>
+        <w:br/>
+        <w:t>RG nº [NÚMERO] | CPF nº [NÚMERO]</w:t>
       </w:r>
     </w:p>
     <w:sectPr>
